--- a/00-首页/题组Word/综合模拟卷/综合模拟卷IV-学生版-打印版.docx
+++ b/00-首页/题组Word/综合模拟卷/综合模拟卷IV-学生版-打印版.docx
@@ -5223,7 +5223,7 @@
         <m:sSup>
           <m:e>
             <m:r>
-              <m:t>​</m:t>
+              <m:t xml:space="preserve"> </m:t>
             </m:r>
           </m:e>
           <m:sup>
@@ -5310,7 +5310,7 @@
         <m:sSup>
           <m:e>
             <m:r>
-              <m:t>​</m:t>
+              <m:t xml:space="preserve"> </m:t>
             </m:r>
           </m:e>
           <m:sup>

--- a/00-首页/题组Word/综合模拟卷/综合模拟卷IV-学生版-打印版.docx
+++ b/00-首页/题组Word/综合模拟卷/综合模拟卷IV-学生版-打印版.docx
@@ -201,6 +201,14 @@
       <w:tblPr>
         <w:tblStyle w:val="Table"/>
         <w:tblW w:type="auto" w:w="0"/>
+        <w:tblBorders>
+          <w:top w:val="single" w:sz="12" w:space="0" w:color="000000"/>
+          <w:left w:val="none" w:sz="0" w:space="0" w:color="auto"/>
+          <w:bottom w:val="single" w:sz="12" w:space="0" w:color="000000"/>
+          <w:right w:val="none" w:sz="0" w:space="0" w:color="auto"/>
+          <w:insideH w:val="none" w:sz="0" w:space="0" w:color="auto"/>
+          <w:insideV w:val="none" w:sz="0" w:space="0" w:color="auto"/>
+        </w:tblBorders>
         <w:tblLook w:firstRow="1" w:lastRow="0" w:firstColumn="0" w:lastColumn="0" w:noHBand="0" w:noVBand="0" w:val="0020"/>
       </w:tblPr>
       <w:tblGrid>
@@ -212,7 +220,11 @@
           <w:tblHeader w:val="on"/>
         </w:trPr>
         <w:tc>
-          <w:tcPr/>
+          <w:tcPr>
+            <w:tcBorders>
+              <w:bottom w:val="single" w:sz="8" w:space="0" w:color="000000"/>
+            </w:tcBorders>
+          </w:tcPr>
           <w:p>
             <w:pPr>
               <w:pStyle w:val="Compact"/>
@@ -228,7 +240,11 @@
           </w:p>
         </w:tc>
         <w:tc>
-          <w:tcPr/>
+          <w:tcPr>
+            <w:tcBorders>
+              <w:bottom w:val="single" w:sz="8" w:space="0" w:color="000000"/>
+            </w:tcBorders>
+          </w:tcPr>
           <w:p>
             <w:pPr>
               <w:pStyle w:val="Compact"/>
@@ -909,6 +925,14 @@
       <w:tblPr>
         <w:tblStyle w:val="Table"/>
         <w:tblW w:type="auto" w:w="0"/>
+        <w:tblBorders>
+          <w:top w:val="single" w:sz="12" w:space="0" w:color="000000"/>
+          <w:left w:val="none" w:sz="0" w:space="0" w:color="auto"/>
+          <w:bottom w:val="single" w:sz="12" w:space="0" w:color="000000"/>
+          <w:right w:val="none" w:sz="0" w:space="0" w:color="auto"/>
+          <w:insideH w:val="none" w:sz="0" w:space="0" w:color="auto"/>
+          <w:insideV w:val="none" w:sz="0" w:space="0" w:color="auto"/>
+        </w:tblBorders>
         <w:tblLook w:firstRow="1" w:lastRow="0" w:firstColumn="0" w:lastColumn="0" w:noHBand="0" w:noVBand="0" w:val="0020"/>
       </w:tblPr>
       <w:tblGrid>
@@ -920,7 +944,11 @@
           <w:tblHeader w:val="on"/>
         </w:trPr>
         <w:tc>
-          <w:tcPr/>
+          <w:tcPr>
+            <w:tcBorders>
+              <w:bottom w:val="single" w:sz="8" w:space="0" w:color="000000"/>
+            </w:tcBorders>
+          </w:tcPr>
           <w:p>
             <w:pPr>
               <w:pStyle w:val="Compact"/>
@@ -936,7 +964,11 @@
           </w:p>
         </w:tc>
         <w:tc>
-          <w:tcPr/>
+          <w:tcPr>
+            <w:tcBorders>
+              <w:bottom w:val="single" w:sz="8" w:space="0" w:color="000000"/>
+            </w:tcBorders>
+          </w:tcPr>
           <w:p>
             <w:pPr>
               <w:pStyle w:val="Compact"/>
@@ -1464,6 +1496,14 @@
         <w:tblStyle w:val="Table"/>
         <w:tblW w:type="pct" w:w="5000"/>
         <w:tblLayout w:type="fixed"/>
+        <w:tblBorders>
+          <w:top w:val="single" w:sz="12" w:space="0" w:color="000000"/>
+          <w:left w:val="none" w:sz="0" w:space="0" w:color="auto"/>
+          <w:bottom w:val="single" w:sz="12" w:space="0" w:color="000000"/>
+          <w:right w:val="none" w:sz="0" w:space="0" w:color="auto"/>
+          <w:insideH w:val="none" w:sz="0" w:space="0" w:color="auto"/>
+          <w:insideV w:val="none" w:sz="0" w:space="0" w:color="auto"/>
+        </w:tblBorders>
         <w:tblLook w:firstRow="1" w:lastRow="0" w:firstColumn="0" w:lastColumn="0" w:noHBand="0" w:noVBand="0" w:val="0020"/>
       </w:tblPr>
       <w:tblGrid>
@@ -1483,7 +1523,11 @@
           <w:tblHeader w:val="on"/>
         </w:trPr>
         <w:tc>
-          <w:tcPr/>
+          <w:tcPr>
+            <w:tcBorders>
+              <w:bottom w:val="single" w:sz="8" w:space="0" w:color="000000"/>
+            </w:tcBorders>
+          </w:tcPr>
           <w:p>
             <w:pPr>
               <w:pStyle w:val="Compact"/>
@@ -1499,7 +1543,11 @@
           </w:p>
         </w:tc>
         <w:tc>
-          <w:tcPr/>
+          <w:tcPr>
+            <w:tcBorders>
+              <w:bottom w:val="single" w:sz="8" w:space="0" w:color="000000"/>
+            </w:tcBorders>
+          </w:tcPr>
           <w:p>
             <w:pPr>
               <w:pStyle w:val="Compact"/>
@@ -1523,7 +1571,11 @@
           </w:p>
         </w:tc>
         <w:tc>
-          <w:tcPr/>
+          <w:tcPr>
+            <w:tcBorders>
+              <w:bottom w:val="single" w:sz="8" w:space="0" w:color="000000"/>
+            </w:tcBorders>
+          </w:tcPr>
           <w:p>
             <w:pPr>
               <w:pStyle w:val="Compact"/>
@@ -1547,7 +1599,11 @@
           </w:p>
         </w:tc>
         <w:tc>
-          <w:tcPr/>
+          <w:tcPr>
+            <w:tcBorders>
+              <w:bottom w:val="single" w:sz="8" w:space="0" w:color="000000"/>
+            </w:tcBorders>
+          </w:tcPr>
           <w:p>
             <w:pPr>
               <w:pStyle w:val="Compact"/>
@@ -1571,7 +1627,11 @@
           </w:p>
         </w:tc>
         <w:tc>
-          <w:tcPr/>
+          <w:tcPr>
+            <w:tcBorders>
+              <w:bottom w:val="single" w:sz="8" w:space="0" w:color="000000"/>
+            </w:tcBorders>
+          </w:tcPr>
           <w:p>
             <w:pPr>
               <w:pStyle w:val="Compact"/>
@@ -1602,7 +1662,11 @@
           </w:p>
         </w:tc>
         <w:tc>
-          <w:tcPr/>
+          <w:tcPr>
+            <w:tcBorders>
+              <w:bottom w:val="single" w:sz="8" w:space="0" w:color="000000"/>
+            </w:tcBorders>
+          </w:tcPr>
           <w:p>
             <w:pPr>
               <w:pStyle w:val="Compact"/>
@@ -1618,7 +1682,11 @@
           </w:p>
         </w:tc>
         <w:tc>
-          <w:tcPr/>
+          <w:tcPr>
+            <w:tcBorders>
+              <w:bottom w:val="single" w:sz="8" w:space="0" w:color="000000"/>
+            </w:tcBorders>
+          </w:tcPr>
           <w:p>
             <w:pPr>
               <w:pStyle w:val="Compact"/>
@@ -1642,7 +1710,11 @@
           </w:p>
         </w:tc>
         <w:tc>
-          <w:tcPr/>
+          <w:tcPr>
+            <w:tcBorders>
+              <w:bottom w:val="single" w:sz="8" w:space="0" w:color="000000"/>
+            </w:tcBorders>
+          </w:tcPr>
           <w:p>
             <w:pPr>
               <w:pStyle w:val="Compact"/>
@@ -1658,7 +1730,11 @@
           </w:p>
         </w:tc>
         <w:tc>
-          <w:tcPr/>
+          <w:tcPr>
+            <w:tcBorders>
+              <w:bottom w:val="single" w:sz="8" w:space="0" w:color="000000"/>
+            </w:tcBorders>
+          </w:tcPr>
           <w:p>
             <w:pPr>
               <w:pStyle w:val="Compact"/>
@@ -1682,7 +1758,11 @@
           </w:p>
         </w:tc>
         <w:tc>
-          <w:tcPr/>
+          <w:tcPr>
+            <w:tcBorders>
+              <w:bottom w:val="single" w:sz="8" w:space="0" w:color="000000"/>
+            </w:tcBorders>
+          </w:tcPr>
           <w:p>
             <w:pPr>
               <w:pStyle w:val="Compact"/>
@@ -2123,6 +2203,14 @@
         <w:tblStyle w:val="Table"/>
         <w:tblW w:type="pct" w:w="5000"/>
         <w:tblLayout w:type="fixed"/>
+        <w:tblBorders>
+          <w:top w:val="single" w:sz="12" w:space="0" w:color="000000"/>
+          <w:left w:val="none" w:sz="0" w:space="0" w:color="auto"/>
+          <w:bottom w:val="single" w:sz="12" w:space="0" w:color="000000"/>
+          <w:right w:val="none" w:sz="0" w:space="0" w:color="auto"/>
+          <w:insideH w:val="none" w:sz="0" w:space="0" w:color="auto"/>
+          <w:insideV w:val="none" w:sz="0" w:space="0" w:color="auto"/>
+        </w:tblBorders>
         <w:tblLook w:firstRow="1" w:lastRow="0" w:firstColumn="0" w:lastColumn="0" w:noHBand="0" w:noVBand="0" w:val="0020"/>
       </w:tblPr>
       <w:tblGrid>
@@ -2134,7 +2222,11 @@
           <w:tblHeader w:val="on"/>
         </w:trPr>
         <w:tc>
-          <w:tcPr/>
+          <w:tcPr>
+            <w:tcBorders>
+              <w:bottom w:val="single" w:sz="8" w:space="0" w:color="000000"/>
+            </w:tcBorders>
+          </w:tcPr>
           <w:p>
             <w:pPr>
               <w:pStyle w:val="Compact"/>
@@ -2150,7 +2242,11 @@
           </w:p>
         </w:tc>
         <w:tc>
-          <w:tcPr/>
+          <w:tcPr>
+            <w:tcBorders>
+              <w:bottom w:val="single" w:sz="8" w:space="0" w:color="000000"/>
+            </w:tcBorders>
+          </w:tcPr>
           <w:p>
             <w:pPr>
               <w:pStyle w:val="Compact"/>
@@ -3298,6 +3394,14 @@
         <w:tblStyle w:val="Table"/>
         <w:tblW w:type="pct" w:w="5000"/>
         <w:tblLayout w:type="fixed"/>
+        <w:tblBorders>
+          <w:top w:val="single" w:sz="12" w:space="0" w:color="000000"/>
+          <w:left w:val="none" w:sz="0" w:space="0" w:color="auto"/>
+          <w:bottom w:val="single" w:sz="12" w:space="0" w:color="000000"/>
+          <w:right w:val="none" w:sz="0" w:space="0" w:color="auto"/>
+          <w:insideH w:val="none" w:sz="0" w:space="0" w:color="auto"/>
+          <w:insideV w:val="none" w:sz="0" w:space="0" w:color="auto"/>
+        </w:tblBorders>
         <w:tblLook w:firstRow="1" w:lastRow="0" w:firstColumn="0" w:lastColumn="0" w:noHBand="0" w:noVBand="0" w:val="0020"/>
       </w:tblPr>
       <w:tblGrid>
@@ -3309,7 +3413,11 @@
           <w:tblHeader w:val="on"/>
         </w:trPr>
         <w:tc>
-          <w:tcPr/>
+          <w:tcPr>
+            <w:tcBorders>
+              <w:bottom w:val="single" w:sz="8" w:space="0" w:color="000000"/>
+            </w:tcBorders>
+          </w:tcPr>
           <w:p>
             <w:pPr>
               <w:pStyle w:val="Compact"/>
@@ -3325,7 +3433,11 @@
           </w:p>
         </w:tc>
         <w:tc>
-          <w:tcPr/>
+          <w:tcPr>
+            <w:tcBorders>
+              <w:bottom w:val="single" w:sz="8" w:space="0" w:color="000000"/>
+            </w:tcBorders>
+          </w:tcPr>
           <w:p>
             <w:pPr>
               <w:pStyle w:val="Compact"/>
@@ -3895,6 +4007,14 @@
       <w:tblPr>
         <w:tblStyle w:val="Table"/>
         <w:tblW w:type="auto" w:w="0"/>
+        <w:tblBorders>
+          <w:top w:val="single" w:sz="12" w:space="0" w:color="000000"/>
+          <w:left w:val="none" w:sz="0" w:space="0" w:color="auto"/>
+          <w:bottom w:val="single" w:sz="12" w:space="0" w:color="000000"/>
+          <w:right w:val="none" w:sz="0" w:space="0" w:color="auto"/>
+          <w:insideH w:val="none" w:sz="0" w:space="0" w:color="auto"/>
+          <w:insideV w:val="none" w:sz="0" w:space="0" w:color="auto"/>
+        </w:tblBorders>
         <w:tblLook w:firstRow="1" w:lastRow="0" w:firstColumn="0" w:lastColumn="0" w:noHBand="0" w:noVBand="0" w:val="0020"/>
       </w:tblPr>
       <w:tblGrid>
@@ -3906,7 +4026,11 @@
           <w:tblHeader w:val="on"/>
         </w:trPr>
         <w:tc>
-          <w:tcPr/>
+          <w:tcPr>
+            <w:tcBorders>
+              <w:bottom w:val="single" w:sz="8" w:space="0" w:color="000000"/>
+            </w:tcBorders>
+          </w:tcPr>
           <w:p>
             <w:pPr>
               <w:pStyle w:val="Compact"/>
@@ -3922,7 +4046,11 @@
           </w:p>
         </w:tc>
         <w:tc>
-          <w:tcPr/>
+          <w:tcPr>
+            <w:tcBorders>
+              <w:bottom w:val="single" w:sz="8" w:space="0" w:color="000000"/>
+            </w:tcBorders>
+          </w:tcPr>
           <w:p>
             <w:pPr>
               <w:pStyle w:val="Compact"/>
@@ -6429,6 +6557,14 @@
       <w:tblPr>
         <w:tblStyle w:val="Table"/>
         <w:tblW w:type="auto" w:w="0"/>
+        <w:tblBorders>
+          <w:top w:val="single" w:sz="12" w:space="0" w:color="000000"/>
+          <w:left w:val="none" w:sz="0" w:space="0" w:color="auto"/>
+          <w:bottom w:val="single" w:sz="12" w:space="0" w:color="000000"/>
+          <w:right w:val="none" w:sz="0" w:space="0" w:color="auto"/>
+          <w:insideH w:val="none" w:sz="0" w:space="0" w:color="auto"/>
+          <w:insideV w:val="none" w:sz="0" w:space="0" w:color="auto"/>
+        </w:tblBorders>
         <w:tblLook w:firstRow="1" w:lastRow="0" w:firstColumn="0" w:lastColumn="0" w:noHBand="0" w:noVBand="0" w:val="0020"/>
       </w:tblPr>
       <w:tblGrid>
@@ -6442,7 +6578,11 @@
           <w:tblHeader w:val="on"/>
         </w:trPr>
         <w:tc>
-          <w:tcPr/>
+          <w:tcPr>
+            <w:tcBorders>
+              <w:bottom w:val="single" w:sz="8" w:space="0" w:color="000000"/>
+            </w:tcBorders>
+          </w:tcPr>
           <w:p>
             <w:pPr>
               <w:pStyle w:val="Compact"/>
@@ -6465,7 +6605,11 @@
           </w:p>
         </w:tc>
         <w:tc>
-          <w:tcPr/>
+          <w:tcPr>
+            <w:tcBorders>
+              <w:bottom w:val="single" w:sz="8" w:space="0" w:color="000000"/>
+            </w:tcBorders>
+          </w:tcPr>
           <w:p>
             <w:pPr>
               <w:pStyle w:val="Compact"/>
@@ -6488,7 +6632,11 @@
           </w:p>
         </w:tc>
         <w:tc>
-          <w:tcPr/>
+          <w:tcPr>
+            <w:tcBorders>
+              <w:bottom w:val="single" w:sz="8" w:space="0" w:color="000000"/>
+            </w:tcBorders>
+          </w:tcPr>
           <w:p>
             <w:pPr>
               <w:pStyle w:val="Compact"/>
@@ -6534,7 +6682,11 @@
           </w:p>
         </w:tc>
         <w:tc>
-          <w:tcPr/>
+          <w:tcPr>
+            <w:tcBorders>
+              <w:bottom w:val="single" w:sz="8" w:space="0" w:color="000000"/>
+            </w:tcBorders>
+          </w:tcPr>
           <w:p>
             <w:pPr>
               <w:pStyle w:val="Compact"/>
@@ -7406,6 +7558,14 @@
       <w:tblPr>
         <w:tblStyle w:val="Table"/>
         <w:tblW w:type="auto" w:w="0"/>
+        <w:tblBorders>
+          <w:top w:val="single" w:sz="12" w:space="0" w:color="000000"/>
+          <w:left w:val="none" w:sz="0" w:space="0" w:color="auto"/>
+          <w:bottom w:val="single" w:sz="12" w:space="0" w:color="000000"/>
+          <w:right w:val="none" w:sz="0" w:space="0" w:color="auto"/>
+          <w:insideH w:val="none" w:sz="0" w:space="0" w:color="auto"/>
+          <w:insideV w:val="none" w:sz="0" w:space="0" w:color="auto"/>
+        </w:tblBorders>
         <w:tblLook w:firstRow="1" w:lastRow="0" w:firstColumn="0" w:lastColumn="0" w:noHBand="0" w:noVBand="0" w:val="0020"/>
       </w:tblPr>
       <w:tblGrid>
@@ -7417,7 +7577,11 @@
           <w:tblHeader w:val="on"/>
         </w:trPr>
         <w:tc>
-          <w:tcPr/>
+          <w:tcPr>
+            <w:tcBorders>
+              <w:bottom w:val="single" w:sz="8" w:space="0" w:color="000000"/>
+            </w:tcBorders>
+          </w:tcPr>
           <w:p>
             <w:pPr>
               <w:pStyle w:val="Compact"/>
@@ -7433,7 +7597,11 @@
           </w:p>
         </w:tc>
         <w:tc>
-          <w:tcPr/>
+          <w:tcPr>
+            <w:tcBorders>
+              <w:bottom w:val="single" w:sz="8" w:space="0" w:color="000000"/>
+            </w:tcBorders>
+          </w:tcPr>
           <w:p>
             <w:pPr>
               <w:pStyle w:val="Compact"/>
@@ -8380,6 +8548,14 @@
         <w:tblStyle w:val="Table"/>
         <w:tblW w:type="pct" w:w="5000"/>
         <w:tblLayout w:type="fixed"/>
+        <w:tblBorders>
+          <w:top w:val="single" w:sz="12" w:space="0" w:color="000000"/>
+          <w:left w:val="none" w:sz="0" w:space="0" w:color="auto"/>
+          <w:bottom w:val="single" w:sz="12" w:space="0" w:color="000000"/>
+          <w:right w:val="none" w:sz="0" w:space="0" w:color="auto"/>
+          <w:insideH w:val="none" w:sz="0" w:space="0" w:color="auto"/>
+          <w:insideV w:val="none" w:sz="0" w:space="0" w:color="auto"/>
+        </w:tblBorders>
         <w:tblLook w:firstRow="1" w:lastRow="0" w:firstColumn="0" w:lastColumn="0" w:noHBand="0" w:noVBand="0" w:val="0020"/>
       </w:tblPr>
       <w:tblGrid>
@@ -8391,7 +8567,11 @@
           <w:tblHeader w:val="on"/>
         </w:trPr>
         <w:tc>
-          <w:tcPr/>
+          <w:tcPr>
+            <w:tcBorders>
+              <w:bottom w:val="single" w:sz="8" w:space="0" w:color="000000"/>
+            </w:tcBorders>
+          </w:tcPr>
           <w:p>
             <w:pPr>
               <w:pStyle w:val="Compact"/>
@@ -8407,7 +8587,11 @@
           </w:p>
         </w:tc>
         <w:tc>
-          <w:tcPr/>
+          <w:tcPr>
+            <w:tcBorders>
+              <w:bottom w:val="single" w:sz="8" w:space="0" w:color="000000"/>
+            </w:tcBorders>
+          </w:tcPr>
           <w:p>
             <w:pPr>
               <w:pStyle w:val="Compact"/>
@@ -8500,6 +8684,7 @@
           <w:p>
             <w:pPr>
               <w:pStyle w:val="Compact"/>
+              <w:spacing w:before="0" w:after="0"/>
               <w:jc w:val="center"/>
             </w:pPr>
             <w:r>
@@ -9203,6 +9388,14 @@
       <w:tblPr>
         <w:tblStyle w:val="Table"/>
         <w:tblW w:type="auto" w:w="0"/>
+        <w:tblBorders>
+          <w:top w:val="single" w:sz="12" w:space="0" w:color="000000"/>
+          <w:left w:val="none" w:sz="0" w:space="0" w:color="auto"/>
+          <w:bottom w:val="single" w:sz="12" w:space="0" w:color="000000"/>
+          <w:right w:val="none" w:sz="0" w:space="0" w:color="auto"/>
+          <w:insideH w:val="none" w:sz="0" w:space="0" w:color="auto"/>
+          <w:insideV w:val="none" w:sz="0" w:space="0" w:color="auto"/>
+        </w:tblBorders>
         <w:tblLook w:firstRow="1" w:lastRow="0" w:firstColumn="0" w:lastColumn="0" w:noHBand="0" w:noVBand="0" w:val="0020"/>
       </w:tblPr>
       <w:tblGrid>
@@ -9214,7 +9407,11 @@
           <w:tblHeader w:val="on"/>
         </w:trPr>
         <w:tc>
-          <w:tcPr/>
+          <w:tcPr>
+            <w:tcBorders>
+              <w:bottom w:val="single" w:sz="8" w:space="0" w:color="000000"/>
+            </w:tcBorders>
+          </w:tcPr>
           <w:p>
             <w:pPr>
               <w:pStyle w:val="Compact"/>
@@ -9230,7 +9427,11 @@
           </w:p>
         </w:tc>
         <w:tc>
-          <w:tcPr/>
+          <w:tcPr>
+            <w:tcBorders>
+              <w:bottom w:val="single" w:sz="8" w:space="0" w:color="000000"/>
+            </w:tcBorders>
+          </w:tcPr>
           <w:p>
             <w:pPr>
               <w:pStyle w:val="Compact"/>
@@ -10212,6 +10413,14 @@
       <w:tblPr>
         <w:tblStyle w:val="Table"/>
         <w:tblW w:type="auto" w:w="0"/>
+        <w:tblBorders>
+          <w:top w:val="single" w:sz="12" w:space="0" w:color="000000"/>
+          <w:left w:val="none" w:sz="0" w:space="0" w:color="auto"/>
+          <w:bottom w:val="single" w:sz="12" w:space="0" w:color="000000"/>
+          <w:right w:val="none" w:sz="0" w:space="0" w:color="auto"/>
+          <w:insideH w:val="none" w:sz="0" w:space="0" w:color="auto"/>
+          <w:insideV w:val="none" w:sz="0" w:space="0" w:color="auto"/>
+        </w:tblBorders>
         <w:tblLook w:firstRow="1" w:lastRow="0" w:firstColumn="0" w:lastColumn="0" w:noHBand="0" w:noVBand="0" w:val="0020"/>
       </w:tblPr>
       <w:tblGrid>
@@ -10223,7 +10432,11 @@
           <w:tblHeader w:val="on"/>
         </w:trPr>
         <w:tc>
-          <w:tcPr/>
+          <w:tcPr>
+            <w:tcBorders>
+              <w:bottom w:val="single" w:sz="8" w:space="0" w:color="000000"/>
+            </w:tcBorders>
+          </w:tcPr>
           <w:p>
             <w:pPr>
               <w:pStyle w:val="Compact"/>
@@ -10239,7 +10452,11 @@
           </w:p>
         </w:tc>
         <w:tc>
-          <w:tcPr/>
+          <w:tcPr>
+            <w:tcBorders>
+              <w:bottom w:val="single" w:sz="8" w:space="0" w:color="000000"/>
+            </w:tcBorders>
+          </w:tcPr>
           <w:p>
             <w:pPr>
               <w:pStyle w:val="Compact"/>
@@ -10750,8 +10967,8 @@
     <w:p>
       <w:pPr>
         <w:pStyle w:val="BodyText"/>
+        <w:spacing w:before="0" w:after="0"/>
         <w:ind w:left="480" w:hanging="480"/>
-        <w:spacing w:after="0"/>
       </w:pPr>
       <w:r>
         <w:rPr>
@@ -10833,8 +11050,8 @@
     <w:p>
       <w:pPr>
         <w:pStyle w:val="BodyText"/>
+        <w:spacing w:before="0" w:after="0"/>
         <w:ind w:left="480" w:hanging="480"/>
-        <w:spacing w:before="0" w:after="0"/>
       </w:pPr>
       <w:r>
         <w:rPr>
@@ -10896,8 +11113,8 @@
     <w:p>
       <w:pPr>
         <w:pStyle w:val="BodyText"/>
+        <w:spacing w:before="0" w:after="0"/>
         <w:ind w:left="480" w:hanging="480"/>
-        <w:spacing w:before="0" w:after="0"/>
       </w:pPr>
       <w:r>
         <w:rPr>
@@ -10988,8 +11205,8 @@
     <w:p>
       <w:pPr>
         <w:pStyle w:val="BodyText"/>
+        <w:spacing w:before="0" w:after="0"/>
         <w:ind w:left="480" w:hanging="480"/>
-        <w:spacing w:before="0" w:after="180"/>
       </w:pPr>
       <w:r>
         <w:rPr>
@@ -11088,8 +11305,8 @@
     <w:p>
       <w:pPr>
         <w:pStyle w:val="BodyText"/>
+        <w:spacing w:before="0" w:after="0"/>
         <w:ind w:left="480" w:hanging="480"/>
-        <w:spacing w:after="0"/>
       </w:pPr>
       <w:r>
         <w:rPr>
@@ -11171,8 +11388,8 @@
     <w:p>
       <w:pPr>
         <w:pStyle w:val="BodyText"/>
+        <w:spacing w:before="0" w:after="0"/>
         <w:ind w:left="480" w:hanging="480"/>
-        <w:spacing w:before="0" w:after="0"/>
       </w:pPr>
       <w:r>
         <w:rPr>
@@ -11284,8 +11501,8 @@
     <w:p>
       <w:pPr>
         <w:pStyle w:val="BodyText"/>
+        <w:spacing w:before="0" w:after="0"/>
         <w:ind w:left="480" w:hanging="480"/>
-        <w:spacing w:before="0" w:after="0"/>
       </w:pPr>
       <w:r>
         <w:rPr>
@@ -11385,8 +11602,8 @@
     <w:p>
       <w:pPr>
         <w:pStyle w:val="BodyText"/>
+        <w:spacing w:before="0" w:after="0"/>
         <w:ind w:left="480" w:hanging="480"/>
-        <w:spacing w:before="0" w:after="180"/>
       </w:pPr>
       <w:r>
         <w:rPr>
@@ -11529,8 +11746,8 @@
     <w:p>
       <w:pPr>
         <w:pStyle w:val="BodyText"/>
+        <w:spacing w:before="0" w:after="0"/>
         <w:ind w:left="480" w:hanging="480"/>
-        <w:spacing w:after="0"/>
       </w:pPr>
       <w:r>
         <w:rPr>
@@ -11554,20 +11771,57 @@
     <w:p>
       <w:pPr>
         <w:pStyle w:val="BodyText"/>
+        <w:spacing w:before="0" w:after="0"/>
         <w:ind w:left="480" w:hanging="480"/>
+      </w:pPr>
+      <w:r>
+        <w:rPr>
+          <w:rFonts w:ascii="Times New Roman" w:hAnsi="Times New Roman" w:eastAsia="Times New Roman" w:cs="Times New Roman"/>
+        </w:rPr>
+        <w:t xml:space="preserve">B. </w:t>
+      </w:r>
+      <w:r>
+        <w:rPr>
+          <w:rFonts w:hint="eastAsia" w:ascii="Times New Roman" w:hAnsi="Times New Roman" w:eastAsia="FangSong" w:cs="Times New Roman"/>
+        </w:rPr>
+        <w:t>引发速率降低</w:t>
+      </w:r>
+      <w:r>
+        <w:rPr>
+          <w:rFonts w:hint="eastAsia" w:ascii="Times New Roman" w:hAnsi="Times New Roman" w:eastAsia="Times New Roman" w:cs="Times New Roman"/>
+        </w:rPr>
+        <w:t>，</w:t>
+      </w:r>
+      <w:r>
+        <w:rPr>
+          <w:rFonts w:hint="eastAsia" w:ascii="Times New Roman" w:hAnsi="Times New Roman" w:eastAsia="FangSong" w:cs="Times New Roman"/>
+        </w:rPr>
+        <w:t>链传递速率升高</w:t>
+      </w:r>
+      <w:r>
+        <w:rPr>
+          <w:rFonts w:ascii="Times New Roman" w:hAnsi="Times New Roman" w:eastAsia="Times New Roman" w:cs="Times New Roman"/>
+        </w:rPr>
+        <w:t xml:space="preserve"> </w:t>
+      </w:r>
+    </w:p>
+    <w:p>
+      <w:pPr>
+        <w:pStyle w:val="BodyText"/>
         <w:spacing w:before="0" w:after="0"/>
-      </w:pPr>
-      <w:r>
-        <w:rPr>
-          <w:rFonts w:ascii="Times New Roman" w:hAnsi="Times New Roman" w:eastAsia="Times New Roman" w:cs="Times New Roman"/>
-        </w:rPr>
-        <w:t xml:space="preserve">B. </w:t>
-      </w:r>
-      <w:r>
-        <w:rPr>
-          <w:rFonts w:hint="eastAsia" w:ascii="Times New Roman" w:hAnsi="Times New Roman" w:eastAsia="FangSong" w:cs="Times New Roman"/>
-        </w:rPr>
-        <w:t>引发速率降低</w:t>
+        <w:ind w:left="480" w:hanging="480"/>
+      </w:pPr>
+      <w:r>
+        <w:rPr>
+          <w:rFonts w:ascii="Times New Roman" w:hAnsi="Times New Roman" w:eastAsia="Times New Roman" w:cs="Times New Roman"/>
+        </w:rPr>
+        <w:t xml:space="preserve">C. </w:t>
+      </w:r>
+      <w:r>
+        <w:rPr>
+          <w:rFonts w:hint="eastAsia" w:ascii="Times New Roman" w:hAnsi="Times New Roman" w:eastAsia="FangSong" w:cs="Times New Roman"/>
+        </w:rPr>
+        <w:t>引发速率升高</w:t>
       </w:r>
       <w:r>
         <w:rPr>
@@ -11579,7 +11833,7 @@
         <w:rPr>
           <w:rFonts w:hint="eastAsia" w:ascii="Times New Roman" w:hAnsi="Times New Roman" w:eastAsia="FangSong" w:cs="Times New Roman"/>
         </w:rPr>
-        <w:t>链传递速率升高</w:t>
+        <w:t>链传递速率降低</w:t>
       </w:r>
       <w:r>
         <w:rPr>
@@ -11591,45 +11845,8 @@
     <w:p>
       <w:pPr>
         <w:pStyle w:val="BodyText"/>
+        <w:spacing w:before="0" w:after="0"/>
         <w:ind w:left="480" w:hanging="480"/>
-        <w:spacing w:before="0" w:after="0"/>
-      </w:pPr>
-      <w:r>
-        <w:rPr>
-          <w:rFonts w:ascii="Times New Roman" w:hAnsi="Times New Roman" w:eastAsia="Times New Roman" w:cs="Times New Roman"/>
-        </w:rPr>
-        <w:t xml:space="preserve">C. </w:t>
-      </w:r>
-      <w:r>
-        <w:rPr>
-          <w:rFonts w:hint="eastAsia" w:ascii="Times New Roman" w:hAnsi="Times New Roman" w:eastAsia="FangSong" w:cs="Times New Roman"/>
-        </w:rPr>
-        <w:t>引发速率升高</w:t>
-      </w:r>
-      <w:r>
-        <w:rPr>
-          <w:rFonts w:hint="eastAsia" w:ascii="Times New Roman" w:hAnsi="Times New Roman" w:eastAsia="Times New Roman" w:cs="Times New Roman"/>
-        </w:rPr>
-        <w:t>，</w:t>
-      </w:r>
-      <w:r>
-        <w:rPr>
-          <w:rFonts w:hint="eastAsia" w:ascii="Times New Roman" w:hAnsi="Times New Roman" w:eastAsia="FangSong" w:cs="Times New Roman"/>
-        </w:rPr>
-        <w:t>链传递速率降低</w:t>
-      </w:r>
-      <w:r>
-        <w:rPr>
-          <w:rFonts w:ascii="Times New Roman" w:hAnsi="Times New Roman" w:eastAsia="Times New Roman" w:cs="Times New Roman"/>
-        </w:rPr>
-        <w:t xml:space="preserve"> </w:t>
-      </w:r>
-    </w:p>
-    <w:p>
-      <w:pPr>
-        <w:pStyle w:val="BodyText"/>
-        <w:ind w:left="480" w:hanging="480"/>
-        <w:spacing w:before="0" w:after="180"/>
       </w:pPr>
       <w:r>
         <w:rPr>
@@ -11702,8 +11919,8 @@
     <w:p>
       <w:pPr>
         <w:pStyle w:val="BodyText"/>
+        <w:spacing w:before="0" w:after="0"/>
         <w:ind w:left="480" w:hanging="480"/>
-        <w:spacing w:after="0"/>
       </w:pPr>
       <w:r>
         <w:rPr>
@@ -11727,20 +11944,45 @@
     <w:p>
       <w:pPr>
         <w:pStyle w:val="BodyText"/>
+        <w:spacing w:before="0" w:after="0"/>
         <w:ind w:left="480" w:hanging="480"/>
+      </w:pPr>
+      <w:r>
+        <w:rPr>
+          <w:rFonts w:ascii="Times New Roman" w:hAnsi="Times New Roman" w:eastAsia="Times New Roman" w:cs="Times New Roman"/>
+        </w:rPr>
+        <w:t xml:space="preserve">B. </w:t>
+      </w:r>
+      <w:r>
+        <w:rPr>
+          <w:rFonts w:hint="eastAsia" w:ascii="Times New Roman" w:hAnsi="Times New Roman" w:eastAsia="FangSong" w:cs="Times New Roman"/>
+        </w:rPr>
+        <w:t xml:space="preserve">升高</w:t>
+      </w:r>
+      <w:r>
+        <w:rPr>
+          <w:rFonts w:ascii="Times New Roman" w:hAnsi="Times New Roman" w:eastAsia="Times New Roman" w:cs="Times New Roman"/>
+        </w:rPr>
+        <w:t xml:space="preserve"> </w:t>
+      </w:r>
+    </w:p>
+    <w:p>
+      <w:pPr>
+        <w:pStyle w:val="BodyText"/>
         <w:spacing w:before="0" w:after="0"/>
-      </w:pPr>
-      <w:r>
-        <w:rPr>
-          <w:rFonts w:ascii="Times New Roman" w:hAnsi="Times New Roman" w:eastAsia="Times New Roman" w:cs="Times New Roman"/>
-        </w:rPr>
-        <w:t xml:space="preserve">B. </w:t>
-      </w:r>
-      <w:r>
-        <w:rPr>
-          <w:rFonts w:hint="eastAsia" w:ascii="Times New Roman" w:hAnsi="Times New Roman" w:eastAsia="FangSong" w:cs="Times New Roman"/>
-        </w:rPr>
-        <w:t xml:space="preserve">升高</w:t>
+        <w:ind w:left="480" w:hanging="480"/>
+      </w:pPr>
+      <w:r>
+        <w:rPr>
+          <w:rFonts w:ascii="Times New Roman" w:hAnsi="Times New Roman" w:eastAsia="Times New Roman" w:cs="Times New Roman"/>
+        </w:rPr>
+        <w:t xml:space="preserve">C. </w:t>
+      </w:r>
+      <w:r>
+        <w:rPr>
+          <w:rFonts w:hint="eastAsia" w:ascii="Times New Roman" w:hAnsi="Times New Roman" w:eastAsia="FangSong" w:cs="Times New Roman"/>
+        </w:rPr>
+        <w:t xml:space="preserve">不变</w:t>
       </w:r>
       <w:r>
         <w:rPr>
@@ -11752,33 +11994,8 @@
     <w:p>
       <w:pPr>
         <w:pStyle w:val="BodyText"/>
+        <w:spacing w:before="0" w:after="0"/>
         <w:ind w:left="480" w:hanging="480"/>
-        <w:spacing w:before="0" w:after="0"/>
-      </w:pPr>
-      <w:r>
-        <w:rPr>
-          <w:rFonts w:ascii="Times New Roman" w:hAnsi="Times New Roman" w:eastAsia="Times New Roman" w:cs="Times New Roman"/>
-        </w:rPr>
-        <w:t xml:space="preserve">C. </w:t>
-      </w:r>
-      <w:r>
-        <w:rPr>
-          <w:rFonts w:hint="eastAsia" w:ascii="Times New Roman" w:hAnsi="Times New Roman" w:eastAsia="FangSong" w:cs="Times New Roman"/>
-        </w:rPr>
-        <w:t xml:space="preserve">不变</w:t>
-      </w:r>
-      <w:r>
-        <w:rPr>
-          <w:rFonts w:ascii="Times New Roman" w:hAnsi="Times New Roman" w:eastAsia="Times New Roman" w:cs="Times New Roman"/>
-        </w:rPr>
-        <w:t xml:space="preserve"> </w:t>
-      </w:r>
-    </w:p>
-    <w:p>
-      <w:pPr>
-        <w:pStyle w:val="BodyText"/>
-        <w:ind w:left="480" w:hanging="480"/>
-        <w:spacing w:before="0" w:after="180"/>
       </w:pPr>
       <w:r>
         <w:rPr>
@@ -14839,6 +15056,14 @@
         <w:tblStyle w:val="Table"/>
         <w:tblW w:type="pct" w:w="5000"/>
         <w:tblLayout w:type="fixed"/>
+        <w:tblBorders>
+          <w:top w:val="single" w:sz="12" w:space="0" w:color="000000"/>
+          <w:left w:val="none" w:sz="0" w:space="0" w:color="auto"/>
+          <w:bottom w:val="single" w:sz="12" w:space="0" w:color="000000"/>
+          <w:right w:val="none" w:sz="0" w:space="0" w:color="auto"/>
+          <w:insideH w:val="none" w:sz="0" w:space="0" w:color="auto"/>
+          <w:insideV w:val="none" w:sz="0" w:space="0" w:color="auto"/>
+        </w:tblBorders>
         <w:tblLook w:firstRow="1" w:lastRow="0" w:firstColumn="0" w:lastColumn="0" w:noHBand="0" w:noVBand="0" w:val="0020"/>
       </w:tblPr>
       <w:tblGrid>
@@ -14857,7 +15082,11 @@
           <w:tblHeader w:val="on"/>
         </w:trPr>
         <w:tc>
-          <w:tcPr/>
+          <w:tcPr>
+            <w:tcBorders>
+              <w:bottom w:val="single" w:sz="8" w:space="0" w:color="000000"/>
+            </w:tcBorders>
+          </w:tcPr>
           <w:p>
             <w:pPr>
               <w:pStyle w:val="Compact"/>
@@ -14888,7 +15117,11 @@
           </w:p>
         </w:tc>
         <w:tc>
-          <w:tcPr/>
+          <w:tcPr>
+            <w:tcBorders>
+              <w:bottom w:val="single" w:sz="8" w:space="0" w:color="000000"/>
+            </w:tcBorders>
+          </w:tcPr>
           <w:p>
             <w:pPr>
               <w:pStyle w:val="Compact"/>
@@ -14904,7 +15137,11 @@
           </w:p>
         </w:tc>
         <w:tc>
-          <w:tcPr/>
+          <w:tcPr>
+            <w:tcBorders>
+              <w:bottom w:val="single" w:sz="8" w:space="0" w:color="000000"/>
+            </w:tcBorders>
+          </w:tcPr>
           <w:p>
             <w:pPr>
               <w:pStyle w:val="Compact"/>
@@ -14920,7 +15157,11 @@
           </w:p>
         </w:tc>
         <w:tc>
-          <w:tcPr/>
+          <w:tcPr>
+            <w:tcBorders>
+              <w:bottom w:val="single" w:sz="8" w:space="0" w:color="000000"/>
+            </w:tcBorders>
+          </w:tcPr>
           <w:p>
             <w:pPr>
               <w:pStyle w:val="Compact"/>
@@ -14936,7 +15177,11 @@
           </w:p>
         </w:tc>
         <w:tc>
-          <w:tcPr/>
+          <w:tcPr>
+            <w:tcBorders>
+              <w:bottom w:val="single" w:sz="8" w:space="0" w:color="000000"/>
+            </w:tcBorders>
+          </w:tcPr>
           <w:p>
             <w:pPr>
               <w:pStyle w:val="Compact"/>
@@ -14952,7 +15197,11 @@
           </w:p>
         </w:tc>
         <w:tc>
-          <w:tcPr/>
+          <w:tcPr>
+            <w:tcBorders>
+              <w:bottom w:val="single" w:sz="8" w:space="0" w:color="000000"/>
+            </w:tcBorders>
+          </w:tcPr>
           <w:p>
             <w:pPr>
               <w:pStyle w:val="Compact"/>
@@ -14968,7 +15217,11 @@
           </w:p>
         </w:tc>
         <w:tc>
-          <w:tcPr/>
+          <w:tcPr>
+            <w:tcBorders>
+              <w:bottom w:val="single" w:sz="8" w:space="0" w:color="000000"/>
+            </w:tcBorders>
+          </w:tcPr>
           <w:p>
             <w:pPr>
               <w:pStyle w:val="Compact"/>
@@ -14984,7 +15237,11 @@
           </w:p>
         </w:tc>
         <w:tc>
-          <w:tcPr/>
+          <w:tcPr>
+            <w:tcBorders>
+              <w:bottom w:val="single" w:sz="8" w:space="0" w:color="000000"/>
+            </w:tcBorders>
+          </w:tcPr>
           <w:p>
             <w:pPr>
               <w:pStyle w:val="Compact"/>
@@ -15000,7 +15257,11 @@
           </w:p>
         </w:tc>
         <w:tc>
-          <w:tcPr/>
+          <w:tcPr>
+            <w:tcBorders>
+              <w:bottom w:val="single" w:sz="8" w:space="0" w:color="000000"/>
+            </w:tcBorders>
+          </w:tcPr>
           <w:p>
             <w:pPr>
               <w:pStyle w:val="Compact"/>
@@ -16345,6 +16606,14 @@
       <w:tblPr>
         <w:tblStyle w:val="Table"/>
         <w:tblW w:type="auto" w:w="0"/>
+        <w:tblBorders>
+          <w:top w:val="single" w:sz="12" w:space="0" w:color="000000"/>
+          <w:left w:val="none" w:sz="0" w:space="0" w:color="auto"/>
+          <w:bottom w:val="single" w:sz="12" w:space="0" w:color="000000"/>
+          <w:right w:val="none" w:sz="0" w:space="0" w:color="auto"/>
+          <w:insideH w:val="none" w:sz="0" w:space="0" w:color="auto"/>
+          <w:insideV w:val="none" w:sz="0" w:space="0" w:color="auto"/>
+        </w:tblBorders>
         <w:tblLook w:firstRow="1" w:lastRow="0" w:firstColumn="0" w:lastColumn="0" w:noHBand="0" w:noVBand="0" w:val="0020"/>
       </w:tblPr>
       <w:tblGrid>
@@ -16356,7 +16625,11 @@
           <w:tblHeader w:val="on"/>
         </w:trPr>
         <w:tc>
-          <w:tcPr/>
+          <w:tcPr>
+            <w:tcBorders>
+              <w:bottom w:val="single" w:sz="8" w:space="0" w:color="000000"/>
+            </w:tcBorders>
+          </w:tcPr>
           <w:p>
             <w:pPr>
               <w:pStyle w:val="Compact"/>
@@ -16372,7 +16645,11 @@
           </w:p>
         </w:tc>
         <w:tc>
-          <w:tcPr/>
+          <w:tcPr>
+            <w:tcBorders>
+              <w:bottom w:val="single" w:sz="8" w:space="0" w:color="000000"/>
+            </w:tcBorders>
+          </w:tcPr>
           <w:p>
             <w:pPr>
               <w:pStyle w:val="Compact"/>
@@ -18000,6 +18277,14 @@
       <w:tblPr>
         <w:tblStyle w:val="Table"/>
         <w:tblW w:type="auto" w:w="0"/>
+        <w:tblBorders>
+          <w:top w:val="single" w:sz="12" w:space="0" w:color="000000"/>
+          <w:left w:val="none" w:sz="0" w:space="0" w:color="auto"/>
+          <w:bottom w:val="single" w:sz="12" w:space="0" w:color="000000"/>
+          <w:right w:val="none" w:sz="0" w:space="0" w:color="auto"/>
+          <w:insideH w:val="none" w:sz="0" w:space="0" w:color="auto"/>
+          <w:insideV w:val="none" w:sz="0" w:space="0" w:color="auto"/>
+        </w:tblBorders>
         <w:tblLook w:firstRow="1" w:lastRow="0" w:firstColumn="0" w:lastColumn="0" w:noHBand="0" w:noVBand="0" w:val="0020"/>
       </w:tblPr>
       <w:tblGrid>
@@ -18011,7 +18296,11 @@
           <w:tblHeader w:val="on"/>
         </w:trPr>
         <w:tc>
-          <w:tcPr/>
+          <w:tcPr>
+            <w:tcBorders>
+              <w:bottom w:val="single" w:sz="8" w:space="0" w:color="000000"/>
+            </w:tcBorders>
+          </w:tcPr>
           <w:p>
             <w:pPr>
               <w:pStyle w:val="Compact"/>
@@ -18027,7 +18316,11 @@
           </w:p>
         </w:tc>
         <w:tc>
-          <w:tcPr/>
+          <w:tcPr>
+            <w:tcBorders>
+              <w:bottom w:val="single" w:sz="8" w:space="0" w:color="000000"/>
+            </w:tcBorders>
+          </w:tcPr>
           <w:p>
             <w:pPr>
               <w:pStyle w:val="Compact"/>
@@ -18476,7 +18769,6 @@
     <w:bookmarkEnd w:id="63"/>
     <w:bookmarkEnd w:id="64"/>
     <w:sectPr>
-      <w:headerReference w:type="default" r:id="rId60"/>
       <w:footerReference w:type="default" r:id="rId9"/>
       <w:footnotePr>
         <w:numRestart w:val="eachSect"/>
@@ -18503,16 +18795,6 @@
       <w:rPr>
         <w:rFonts w:ascii="Times New Roman" w:hAnsi="Times New Roman" w:eastAsia="Times New Roman" w:cs="Times New Roman"/>
         <w:b w:val="0"/>
-        <w:color w:val="000000"/>
-        <w:sz w:val="20"/>
-      </w:rPr>
-      <w:t xml:space="preserve">第 </w:t>
-    </w:r>
-    <w:r>
-      <w:rPr>
-        <w:rFonts w:ascii="Times New Roman" w:hAnsi="Times New Roman" w:eastAsia="Times New Roman" w:cs="Times New Roman"/>
-        <w:b w:val="0"/>
-        <w:color w:val="000000"/>
         <w:sz w:val="20"/>
       </w:rPr>
       <w:fldChar w:fldCharType="begin"/>
@@ -18521,7 +18803,6 @@
       <w:rPr>
         <w:rFonts w:ascii="Times New Roman" w:hAnsi="Times New Roman" w:eastAsia="Times New Roman" w:cs="Times New Roman"/>
         <w:b w:val="0"/>
-        <w:color w:val="000000"/>
         <w:sz w:val="20"/>
       </w:rPr>
       <w:instrText xml:space="preserve"> PAGE </w:instrText>
@@ -18530,91 +18811,9 @@
       <w:rPr>
         <w:rFonts w:ascii="Times New Roman" w:hAnsi="Times New Roman" w:eastAsia="Times New Roman" w:cs="Times New Roman"/>
         <w:b w:val="0"/>
-        <w:color w:val="000000"/>
-        <w:sz w:val="20"/>
-      </w:rPr>
-      <w:fldChar w:fldCharType="separate"/>
-    </w:r>
-    <w:r>
-      <w:rPr>
-        <w:rFonts w:ascii="Times New Roman" w:hAnsi="Times New Roman" w:eastAsia="Times New Roman" w:cs="Times New Roman"/>
-        <w:b w:val="0"/>
-        <w:color w:val="000000"/>
-        <w:sz w:val="20"/>
-      </w:rPr>
-      <w:t>1</w:t>
-    </w:r>
-    <w:r>
-      <w:rPr>
-        <w:rFonts w:ascii="Times New Roman" w:hAnsi="Times New Roman" w:eastAsia="Times New Roman" w:cs="Times New Roman"/>
-        <w:b w:val="0"/>
-        <w:color w:val="000000"/>
         <w:sz w:val="20"/>
       </w:rPr>
       <w:fldChar w:fldCharType="end"/>
-    </w:r>
-    <w:r>
-      <w:rPr>
-        <w:rFonts w:ascii="Times New Roman" w:hAnsi="Times New Roman" w:eastAsia="Times New Roman" w:cs="Times New Roman"/>
-        <w:b w:val="0"/>
-        <w:color w:val="000000"/>
-        <w:sz w:val="20"/>
-      </w:rPr>
-      <w:t xml:space="preserve"> 页 / 共 </w:t>
-    </w:r>
-    <w:r>
-      <w:rPr>
-        <w:rFonts w:ascii="Times New Roman" w:hAnsi="Times New Roman" w:eastAsia="Times New Roman" w:cs="Times New Roman"/>
-        <w:b w:val="0"/>
-        <w:color w:val="000000"/>
-        <w:sz w:val="20"/>
-      </w:rPr>
-      <w:fldChar w:fldCharType="begin"/>
-    </w:r>
-    <w:r>
-      <w:rPr>
-        <w:rFonts w:ascii="Times New Roman" w:hAnsi="Times New Roman" w:eastAsia="Times New Roman" w:cs="Times New Roman"/>
-        <w:b w:val="0"/>
-        <w:color w:val="000000"/>
-        <w:sz w:val="20"/>
-      </w:rPr>
-      <w:instrText xml:space="preserve"> NUMPAGES </w:instrText>
-    </w:r>
-    <w:r>
-      <w:rPr>
-        <w:rFonts w:ascii="Times New Roman" w:hAnsi="Times New Roman" w:eastAsia="Times New Roman" w:cs="Times New Roman"/>
-        <w:b w:val="0"/>
-        <w:color w:val="000000"/>
-        <w:sz w:val="20"/>
-      </w:rPr>
-      <w:fldChar w:fldCharType="separate"/>
-    </w:r>
-    <w:r>
-      <w:rPr>
-        <w:rFonts w:ascii="Times New Roman" w:hAnsi="Times New Roman" w:eastAsia="Times New Roman" w:cs="Times New Roman"/>
-        <w:b w:val="0"/>
-        <w:color w:val="000000"/>
-        <w:sz w:val="20"/>
-      </w:rPr>
-      <w:t>1</w:t>
-    </w:r>
-    <w:r>
-      <w:rPr>
-        <w:rFonts w:ascii="Times New Roman" w:hAnsi="Times New Roman" w:eastAsia="Times New Roman" w:cs="Times New Roman"/>
-        <w:b w:val="0"/>
-        <w:color w:val="000000"/>
-        <w:sz w:val="20"/>
-      </w:rPr>
-      <w:fldChar w:fldCharType="end"/>
-    </w:r>
-    <w:r>
-      <w:rPr>
-        <w:rFonts w:ascii="Times New Roman" w:hAnsi="Times New Roman" w:eastAsia="Times New Roman" w:cs="Times New Roman"/>
-        <w:b w:val="0"/>
-        <w:color w:val="000000"/>
-        <w:sz w:val="20"/>
-      </w:rPr>
-      <w:t xml:space="preserve"> 页</w:t>
     </w:r>
   </w:p>
 </w:ftr>
@@ -18637,28 +18836,6 @@
     </w:p>
   </w:footnote>
 </w:footnotes>
-</file>
-
-<file path=word/header1.xml><?xml version="1.0" encoding="utf-8"?>
-<w:hdr xmlns:m="http://schemas.openxmlformats.org/officeDocument/2006/math" xmlns:mc="http://schemas.openxmlformats.org/markup-compatibility/2006" xmlns:mo="http://schemas.microsoft.com/office/mac/office/2008/main" xmlns:mv="urn:schemas-microsoft-com:mac:vml" xmlns:o="urn:schemas-microsoft-com:office:office" xmlns:r="http://schemas.openxmlformats.org/officeDocument/2006/relationships" xmlns:v="urn:schemas-microsoft-com:vml" xmlns:w10="urn:schemas-microsoft-com:office:word" xmlns:w14="http://schemas.microsoft.com/office/word/2010/wordml" xmlns:w="http://schemas.openxmlformats.org/wordprocessingml/2006/main" xmlns:wne="http://schemas.microsoft.com/office/word/2006/wordml" xmlns:wp14="http://schemas.microsoft.com/office/word/2010/wordprocessingDrawing" xmlns:wp="http://schemas.openxmlformats.org/drawingml/2006/wordprocessingDrawing" xmlns:wpc="http://schemas.microsoft.com/office/word/2010/wordprocessingCanvas" xmlns:wpg="http://schemas.microsoft.com/office/word/2010/wordprocessingGroup" xmlns:wpi="http://schemas.microsoft.com/office/word/2010/wordprocessingInk" xmlns:wps="http://schemas.microsoft.com/office/word/2010/wordprocessingShape" mc:Ignorable="w14 wp14">
-  <w:p>
-    <w:pPr>
-      <w:jc w:val="right"/>
-      <w:pBdr>
-        <w:bottom w:val="single" w:sz="4" w:space="2" w:color="000000"/>
-      </w:pBdr>
-    </w:pPr>
-    <w:r>
-      <w:rPr>
-        <w:rFonts w:ascii="Times New Roman" w:hAnsi="Times New Roman" w:eastAsia="Times New Roman" w:cs="Times New Roman"/>
-        <w:b w:val="0"/>
-        <w:color w:val="000000"/>
-        <w:sz w:val="18"/>
-      </w:rPr>
-      <w:t xml:space="preserve">综合模拟卷IV</w:t>
-    </w:r>
-  </w:p>
-</w:hdr>
 </file>
 
 <file path=word/numbering.xml><?xml version="1.0" encoding="utf-8"?>
